--- a/papers/advisor_tracked/Invisible_Ledger_Proposal_Sept01_ACCEPTED_PREVIEW_2026-09-14.docx
+++ b/papers/advisor_tracked/Invisible_Ledger_Proposal_Sept01_ACCEPTED_PREVIEW_2026-09-14.docx
@@ -6136,35 +6136,6 @@
           <w:shd w:val="clear" w:color="auto" w:fill="E4DDD2"/>
         </w:rPr>
         <w:t>.</w:t>
-      </w:r>
-    </w:p>
-  </w:comment>
-  <w:comment w:id="109" w:author="drkong" w:date="2026-09-07T00:36:00Z" w:initials="drkong">
-    <w:p>
-      <w:pPr>
-        <w:pStyle w:val="CommentText"/>
-        <w:rPr>
-          <w:lang w:eastAsia="zh-TW"/>
-        </w:rPr>
-      </w:pPr>
-      <w:r>
-        <w:rPr>
-          <w:rStyle w:val="CommentReference"/>
-        </w:rPr>
-        <w:annotationRef/>
-      </w:r>
-      <w:r>
-        <w:rPr>
-          <w:lang w:eastAsia="zh-TW"/>
-        </w:rPr>
-        <w:t>What do you mean by "scope-matched"? Do you adjust the figures to ensure the same geographic and business scope across firms and periods? If so, please clarify this in the text, as the term may not be immediately clear to readers.</w:t>
-      </w:r>
-      <w:r>
-        <w:rPr>
-          <w:rFonts w:hint="eastAsia"/>
-          <w:lang w:eastAsia="zh-TW"/>
-        </w:rPr>
-        <w:t xml:space="preserve"> </w:t>
       </w:r>
     </w:p>
   </w:comment>

--- a/papers/advisor_tracked/Invisible_Ledger_Proposal_Sept01_ACCEPTED_PREVIEW_2026-09-14.docx
+++ b/papers/advisor_tracked/Invisible_Ledger_Proposal_Sept01_ACCEPTED_PREVIEW_2026-09-14.docx
@@ -4393,7 +4393,7 @@
         <w:rPr/>
       </w:pPr>
       <w:r>
-        <w:t xml:space="preserve">BPS evidence locates digital commercial activity beyond platform accounts. National e-commerce value rises from Rp1,100.87 trillion in 2023 to Rp1,288.93 trillion in 2024, approximately US$72.2 billion to US$81.4 billion, an increase of 17.08 percent, while estimated e-commerce businesses rise from 3,816,750 to 4,400,972, an increase of 15.31 percent; implied nominal value per estimated business therefore rises only 1.54 percent. The channel split is more striking: marketplace value rises 1.42 percent against 20.58 percent for the non-marketplace component, so approximately 98.49 percent of the nominal increase falls outside the marketplace component that platform accounts observe. National financial-report ownership among e-commerce businesses is 17.15 percent in 2024. BPS also publishes an analysis reporting higher financial-report ownership among marketplace users than non-users; that is BPS’s own published result and is cited as such. Province-level evidence is ecological and is not used to infer a business-level relationship.</w:t>
+        <w:t xml:space="preserve">BPS evidence locates digital commercial activity beyond platform accounts. National e-commerce value rises from Rp1,100.87 trillion in 2023 to Rp1,288.93 trillion in 2024, approximately US$72.2 billion to US$81.4 billion, an increase of 17.08 percent, while estimated e-commerce businesses rise from 3,816,750 to 4,400,972, an increase of 15.31 percent; implied nominal value per estimated business therefore rises only 1.54 percent. The channel split is more striking: marketplace value rises 1.45 percent against 20.57 percent for the non-marketplace component, so approximately 98.46 percent of the nominal increase falls outside the marketplace component that platform accounts observe. National financial-report ownership among e-commerce businesses is 17.15 percent in 2024. BPS also publishes an analysis reporting higher financial-report ownership among marketplace users than non-users; that is BPS’s own published result and is cited as such. Province-level evidence is ecological and is not used to infer a business-level relationship.</w:t>
       </w:r>
     </w:p>
     <w:p>
